--- a/manuscript_material/statements/Code_availability.docx
+++ b/manuscript_material/statements/Code_availability.docx
@@ -33,7 +33,7 @@
         <w:pStyle w:val="ListBullet"/>
       </w:pPr>
       <w:r>
-        <w:t>classification of failed MCP calls;</w:t>
+        <w:t>classification of failed Galaxy interface calls by cause;</w:t>
       </w:r>
     </w:p>
     <w:p>
@@ -41,7 +41,7 @@
         <w:pStyle w:val="ListBullet"/>
       </w:pPr>
       <w:r>
-        <w:t>detection of parameter substitution and of interface bypass;</w:t>
+        <w:t>detection of parameter substitution and of direct Galaxy API calls;</w:t>
       </w:r>
     </w:p>
     <w:p>
@@ -57,7 +57,7 @@
         <w:pStyle w:val="ListBullet"/>
       </w:pPr>
       <w:r>
-        <w:t>the replicate-divergence analysis.</w:t>
+        <w:t>the divergence-mechanism analysis of split replicate sets.</w:t>
       </w:r>
     </w:p>
     <w:p>
@@ -99,12 +99,20 @@
         <w:pStyle w:val="ListBullet"/>
       </w:pPr>
       <w:r>
+        <w:t>glossary.py holds the official terminology used in every figure, table and data file;</w:t>
+      </w:r>
+    </w:p>
+    <w:p>
+      <w:pPr>
+        <w:pStyle w:val="ListBullet"/>
+      </w:pPr>
+      <w:r>
         <w:t>md_to_docx.py converts the legends and statements to Word files.</w:t>
       </w:r>
     </w:p>
     <w:p>
       <w:r>
-        <w:t>The analysis is read-only: it executes no agent code and contacts no Galaxy server. The MCP interface and agent harness used to generate the runs are [Authors: cite repository and version].</w:t>
+        <w:t>The analysis is read-only: it executes no agent code and contacts no Galaxy server. The Galaxy interface (Model Context Protocol server) and agent harnesses used to generate the runs are [Authors: cite repository and version].</w:t>
       </w:r>
     </w:p>
     <w:sectPr>

--- a/manuscript_material/statements/Code_availability.docx
+++ b/manuscript_material/statements/Code_availability.docx
@@ -58,6 +58,11 @@
       </w:pPr>
       <w:r>
         <w:t>the divergence-mechanism analysis of split replicate sets.</w:t>
+      </w:r>
+    </w:p>
+    <w:p>
+      <w:r>
+        <w:t>The task-level audit of the 93 task cases, with the evidence for each case cited by trace file and line, is individual_error_analysis.md at the repository root.</w:t>
       </w:r>
     </w:p>
     <w:p>
